--- a/TPO_Six_Agents_and_Simulation_Studio_Guide.docx
+++ b/TPO_Six_Agents_and_Simulation_Studio_Guide.docx
@@ -36,23 +36,17 @@
       <w:r>
         <w:t xml:space="preserve">The Investigations page examines a promotion that has already happened. It brings together focused </w:t>
       </w:r>
+      <w:r>
+        <w:t>checks? Called</w:t>
+      </w:r>
+      <w:r>
+        <w:t xml:space="preserve"> </w:t>
+      </w:r>
       <w:proofErr w:type="spellStart"/>
-      <w:proofErr w:type="gramStart"/>
-      <w:r>
-        <w:t>checks?called</w:t>
+      <w:r>
+        <w:t>agents?to</w:t>
       </w:r>
       <w:proofErr w:type="spellEnd"/>
-      <w:proofErr w:type="gramEnd"/>
-      <w:r>
-        <w:t xml:space="preserve"> </w:t>
-      </w:r>
-      <w:proofErr w:type="spellStart"/>
-      <w:proofErr w:type="gramStart"/>
-      <w:r>
-        <w:t>agents?to</w:t>
-      </w:r>
-      <w:proofErr w:type="spellEnd"/>
-      <w:proofErr w:type="gramEnd"/>
       <w:r>
         <w:t xml:space="preserve"> help explain how the promotion performed, where results differed, and what may deserve a closer look. Each agent looks at a different business question.</w:t>
       </w:r>
@@ -62,15 +56,7 @@
         <w:spacing w:after="100"/>
       </w:pPr>
       <w:r>
-        <w:t>The example used throughout this guide is the page shown in your screenshot</w:t>
-      </w:r>
-      <w:proofErr w:type="gramStart"/>
-      <w:r>
-        <w:t>: ?Dussehra</w:t>
-      </w:r>
-      <w:proofErr w:type="gramEnd"/>
-      <w:r>
-        <w:t xml:space="preserve"> Deal 25 on Outdoor Fresh Dryer Sheets 240 </w:t>
+        <w:t xml:space="preserve">The example used throughout this guide is the page shown in your screenshot: ?Dussehra Deal 25 on Outdoor Fresh Dryer Sheets 240 </w:t>
       </w:r>
       <w:proofErr w:type="spellStart"/>
       <w:r>
@@ -127,12 +113,10 @@
         <w:t xml:space="preserve">It compares the selected </w:t>
       </w:r>
       <w:proofErr w:type="spellStart"/>
-      <w:proofErr w:type="gramStart"/>
       <w:r>
         <w:t>segment?s</w:t>
       </w:r>
       <w:proofErr w:type="spellEnd"/>
-      <w:proofErr w:type="gramEnd"/>
       <w:r>
         <w:t xml:space="preserve"> ROI with business-level results, including comparisons across channels and regions.</w:t>
       </w:r>
@@ -244,18 +228,10 @@
         <w:spacing w:after="80"/>
       </w:pPr>
       <w:r>
-        <w:t xml:space="preserve">3. Diagnostics </w:t>
-      </w:r>
-      <w:proofErr w:type="gramStart"/>
-      <w:r>
-        <w:t>Agent</w:t>
-      </w:r>
-      <w:r>
-        <w:t>(</w:t>
-      </w:r>
-      <w:proofErr w:type="gramEnd"/>
-      <w:r>
-        <w:t>Modify)</w:t>
+        <w:t>3. Diagnostics Agent</w:t>
+      </w:r>
+      <w:r>
+        <w:t>(Modify)</w:t>
       </w:r>
     </w:p>
     <w:p>
@@ -298,15 +274,7 @@
         <w:t xml:space="preserve">Example: </w:t>
       </w:r>
       <w:r>
-        <w:t xml:space="preserve">It may point to one retailer and week where the offer missed its ROI target, and show the trade spend associated with that event. This narrows a </w:t>
-      </w:r>
-      <w:proofErr w:type="gramStart"/>
-      <w:r>
-        <w:t>broad ?the</w:t>
-      </w:r>
-      <w:proofErr w:type="gramEnd"/>
-      <w:r>
-        <w:t xml:space="preserve"> promotion underperformed? concern to something a team can inspect.</w:t>
+        <w:t>It may point to one retailer and week where the offer missed its ROI target, and show the trade spend associated with that event. This narrows a broad ?the promotion underperformed? concern to something a team can inspect.</w:t>
       </w:r>
     </w:p>
     <w:p>
@@ -321,15 +289,7 @@
         <w:t xml:space="preserve">When it is useful: </w:t>
       </w:r>
       <w:r>
-        <w:t xml:space="preserve">Use it to move from a headline result to the </w:t>
-      </w:r>
-      <w:proofErr w:type="gramStart"/>
-      <w:r>
-        <w:t>particular offer</w:t>
-      </w:r>
-      <w:proofErr w:type="gramEnd"/>
-      <w:r>
-        <w:t>, product, channel, and period that need attention. Treat a suggested explanation as a lead to check against business context.</w:t>
+        <w:t>Use it to move from a headline result to the particular offer, product, channel, and period that need attention. Treat a suggested explanation as a lead to check against business context.</w:t>
       </w:r>
     </w:p>
     <w:p>
@@ -338,18 +298,10 @@
         <w:spacing w:after="80"/>
       </w:pPr>
       <w:r>
-        <w:t xml:space="preserve">4. Risk </w:t>
-      </w:r>
-      <w:proofErr w:type="gramStart"/>
-      <w:r>
-        <w:t>Agent</w:t>
-      </w:r>
-      <w:r>
-        <w:t>(</w:t>
-      </w:r>
-      <w:proofErr w:type="gramEnd"/>
-      <w:r>
-        <w:t>Scrap)</w:t>
+        <w:t>4. Risk Agent</w:t>
+      </w:r>
+      <w:r>
+        <w:t>(Scrap)</w:t>
       </w:r>
     </w:p>
     <w:p>
@@ -406,15 +358,7 @@
         <w:t xml:space="preserve">When it is useful: </w:t>
       </w:r>
       <w:r>
-        <w:t xml:space="preserve">Use it to prioritize follow-up. </w:t>
-      </w:r>
-      <w:proofErr w:type="gramStart"/>
-      <w:r>
-        <w:t>The ?at</w:t>
-      </w:r>
-      <w:proofErr w:type="gramEnd"/>
-      <w:r>
-        <w:t xml:space="preserve"> stake? amount is associated trade spend to review; it is not automatically a confirmed loss or a guaranteed amount recoverable.</w:t>
+        <w:t>Use it to prioritize follow-up. The ?at stake? amount is associated trade spend to review; it is not automatically a confirmed loss or a guaranteed amount recoverable.</w:t>
       </w:r>
     </w:p>
     <w:p>
@@ -423,18 +367,10 @@
         <w:spacing w:after="80"/>
       </w:pPr>
       <w:r>
-        <w:t xml:space="preserve">5. Optimization </w:t>
-      </w:r>
-      <w:proofErr w:type="gramStart"/>
-      <w:r>
-        <w:t>Agent</w:t>
-      </w:r>
-      <w:r>
-        <w:t>(</w:t>
-      </w:r>
-      <w:proofErr w:type="gramEnd"/>
-      <w:r>
-        <w:t>Modify)</w:t>
+        <w:t>5. Optimization Agent</w:t>
+      </w:r>
+      <w:r>
+        <w:t>(Modify)</w:t>
       </w:r>
     </w:p>
     <w:p>
@@ -465,22 +401,18 @@
         <w:t xml:space="preserve">It breaks ROI down by geography and </w:t>
       </w:r>
       <w:proofErr w:type="spellStart"/>
-      <w:proofErr w:type="gramStart"/>
       <w:r>
         <w:t>retailer?for</w:t>
       </w:r>
       <w:proofErr w:type="spellEnd"/>
-      <w:proofErr w:type="gramEnd"/>
       <w:r>
         <w:t xml:space="preserve"> example, region, state, or </w:t>
       </w:r>
       <w:proofErr w:type="spellStart"/>
-      <w:proofErr w:type="gramStart"/>
       <w:r>
         <w:t>retailer?to</w:t>
       </w:r>
       <w:proofErr w:type="spellEnd"/>
-      <w:proofErr w:type="gramEnd"/>
       <w:r>
         <w:t xml:space="preserve"> locate the smallest area that helps explain the overall result.</w:t>
       </w:r>
@@ -574,12 +506,10 @@
         <w:t xml:space="preserve">Dryer Sheets sales rise during the deal, while a related dryer-sheet SKU sells less that week. The pattern may mean customers shifted between the </w:t>
       </w:r>
       <w:proofErr w:type="spellStart"/>
-      <w:proofErr w:type="gramStart"/>
       <w:r>
         <w:t>brand?s</w:t>
       </w:r>
       <w:proofErr w:type="spellEnd"/>
-      <w:proofErr w:type="gramEnd"/>
       <w:r>
         <w:t xml:space="preserve"> products, so the team should review total brand impact.</w:t>
       </w:r>
@@ -639,12 +569,6 @@
         <w:gridCol w:w="4205"/>
       </w:tblGrid>
       <w:tr>
-        <w:tblPrEx>
-          <w:tblCellMar>
-            <w:top w:w="0" w:type="dxa"/>
-            <w:bottom w:w="0" w:type="dxa"/>
-          </w:tblCellMar>
-        </w:tblPrEx>
         <w:tc>
           <w:tcPr>
             <w:tcW w:w="2200" w:type="dxa"/>
@@ -712,12 +636,6 @@
         </w:tc>
       </w:tr>
       <w:tr>
-        <w:tblPrEx>
-          <w:tblCellMar>
-            <w:top w:w="0" w:type="dxa"/>
-            <w:bottom w:w="0" w:type="dxa"/>
-          </w:tblCellMar>
-        </w:tblPrEx>
         <w:tc>
           <w:tcPr>
             <w:tcW w:w="2200" w:type="dxa"/>
@@ -780,12 +698,6 @@
         </w:tc>
       </w:tr>
       <w:tr>
-        <w:tblPrEx>
-          <w:tblCellMar>
-            <w:top w:w="0" w:type="dxa"/>
-            <w:bottom w:w="0" w:type="dxa"/>
-          </w:tblCellMar>
-        </w:tblPrEx>
         <w:tc>
           <w:tcPr>
             <w:tcW w:w="2200" w:type="dxa"/>
@@ -848,12 +760,6 @@
         </w:tc>
       </w:tr>
       <w:tr>
-        <w:tblPrEx>
-          <w:tblCellMar>
-            <w:top w:w="0" w:type="dxa"/>
-            <w:bottom w:w="0" w:type="dxa"/>
-          </w:tblCellMar>
-        </w:tblPrEx>
         <w:tc>
           <w:tcPr>
             <w:tcW w:w="2200" w:type="dxa"/>
@@ -917,12 +823,6 @@
         </w:tc>
       </w:tr>
       <w:tr>
-        <w:tblPrEx>
-          <w:tblCellMar>
-            <w:top w:w="0" w:type="dxa"/>
-            <w:bottom w:w="0" w:type="dxa"/>
-          </w:tblCellMar>
-        </w:tblPrEx>
         <w:tc>
           <w:tcPr>
             <w:tcW w:w="2200" w:type="dxa"/>
@@ -985,12 +885,6 @@
         </w:tc>
       </w:tr>
       <w:tr>
-        <w:tblPrEx>
-          <w:tblCellMar>
-            <w:top w:w="0" w:type="dxa"/>
-            <w:bottom w:w="0" w:type="dxa"/>
-          </w:tblCellMar>
-        </w:tblPrEx>
         <w:tc>
           <w:tcPr>
             <w:tcW w:w="2200" w:type="dxa"/>
@@ -1058,12 +952,6 @@
         </w:tc>
       </w:tr>
       <w:tr>
-        <w:tblPrEx>
-          <w:tblCellMar>
-            <w:top w:w="0" w:type="dxa"/>
-            <w:bottom w:w="0" w:type="dxa"/>
-          </w:tblCellMar>
-        </w:tblPrEx>
         <w:tc>
           <w:tcPr>
             <w:tcW w:w="2200" w:type="dxa"/>
@@ -1151,12 +1039,10 @@
         <w:t xml:space="preserve">2. Use the relevant agent findings to choose a </w:t>
       </w:r>
       <w:proofErr w:type="spellStart"/>
-      <w:proofErr w:type="gramStart"/>
       <w:r>
         <w:t>question?for</w:t>
       </w:r>
       <w:proofErr w:type="spellEnd"/>
-      <w:proofErr w:type="gramEnd"/>
       <w:r>
         <w:t xml:space="preserve"> example, whether the issue is concentrated in one retailer or whether a different mechanic has worked better elsewhere.</w:t>
       </w:r>
@@ -1209,12 +1095,6 @@
         <w:gridCol w:w="8090"/>
       </w:tblGrid>
       <w:tr>
-        <w:tblPrEx>
-          <w:tblCellMar>
-            <w:top w:w="0" w:type="dxa"/>
-            <w:bottom w:w="0" w:type="dxa"/>
-          </w:tblCellMar>
-        </w:tblPrEx>
         <w:tc>
           <w:tcPr>
             <w:tcW w:w="2500" w:type="dxa"/>
@@ -1265,12 +1145,6 @@
         </w:tc>
       </w:tr>
       <w:tr>
-        <w:tblPrEx>
-          <w:tblCellMar>
-            <w:top w:w="0" w:type="dxa"/>
-            <w:bottom w:w="0" w:type="dxa"/>
-          </w:tblCellMar>
-        </w:tblPrEx>
         <w:tc>
           <w:tcPr>
             <w:tcW w:w="2500" w:type="dxa"/>
@@ -1310,12 +1184,10 @@
               <w:t xml:space="preserve">Incremental sales divided by trade spend, expressed as a multiple. For example, 1.00 means incremental sales equal the trade spend; the </w:t>
             </w:r>
             <w:proofErr w:type="spellStart"/>
-            <w:proofErr w:type="gramStart"/>
             <w:r>
               <w:t>system?s</w:t>
             </w:r>
             <w:proofErr w:type="spellEnd"/>
-            <w:proofErr w:type="gramEnd"/>
             <w:r>
               <w:t xml:space="preserve"> target hurdle is 1.50.</w:t>
             </w:r>
@@ -1323,12 +1195,6 @@
         </w:tc>
       </w:tr>
       <w:tr>
-        <w:tblPrEx>
-          <w:tblCellMar>
-            <w:top w:w="0" w:type="dxa"/>
-            <w:bottom w:w="0" w:type="dxa"/>
-          </w:tblCellMar>
-        </w:tblPrEx>
         <w:tc>
           <w:tcPr>
             <w:tcW w:w="2500" w:type="dxa"/>
@@ -1345,13 +1211,8 @@
               <w:spacing w:after="20"/>
             </w:pPr>
             <w:r>
-              <w:t xml:space="preserve">Trade </w:t>
-            </w:r>
-            <w:proofErr w:type="gramStart"/>
-            <w:r>
-              <w:t>spend</w:t>
-            </w:r>
-            <w:proofErr w:type="gramEnd"/>
+              <w:t>Trade spend</w:t>
+            </w:r>
           </w:p>
         </w:tc>
         <w:tc>
@@ -1376,12 +1237,6 @@
         </w:tc>
       </w:tr>
       <w:tr>
-        <w:tblPrEx>
-          <w:tblCellMar>
-            <w:top w:w="0" w:type="dxa"/>
-            <w:bottom w:w="0" w:type="dxa"/>
-          </w:tblCellMar>
-        </w:tblPrEx>
         <w:tc>
           <w:tcPr>
             <w:tcW w:w="2500" w:type="dxa"/>
@@ -1424,12 +1279,6 @@
         </w:tc>
       </w:tr>
       <w:tr>
-        <w:tblPrEx>
-          <w:tblCellMar>
-            <w:top w:w="0" w:type="dxa"/>
-            <w:bottom w:w="0" w:type="dxa"/>
-          </w:tblCellMar>
-        </w:tblPrEx>
         <w:tc>
           <w:tcPr>
             <w:tcW w:w="2500" w:type="dxa"/>
@@ -1472,12 +1321,6 @@
         </w:tc>
       </w:tr>
       <w:tr>
-        <w:tblPrEx>
-          <w:tblCellMar>
-            <w:top w:w="0" w:type="dxa"/>
-            <w:bottom w:w="0" w:type="dxa"/>
-          </w:tblCellMar>
-        </w:tblPrEx>
         <w:tc>
           <w:tcPr>
             <w:tcW w:w="2500" w:type="dxa"/>
@@ -1517,12 +1360,10 @@
               <w:t xml:space="preserve">A related </w:t>
             </w:r>
             <w:proofErr w:type="spellStart"/>
-            <w:proofErr w:type="gramStart"/>
             <w:r>
               <w:t>product?s</w:t>
             </w:r>
             <w:proofErr w:type="spellEnd"/>
-            <w:proofErr w:type="gramEnd"/>
             <w:r>
               <w:t xml:space="preserve"> sales fell during the promotion period. This indicates a pattern to investigate, not proof of cause.</w:t>
             </w:r>
@@ -1547,12 +1388,10 @@
         <w:t xml:space="preserve">These are the six agents shown on the Investigations page in your screenshot. The application also has other internal analysis specialties, so this </w:t>
       </w:r>
       <w:proofErr w:type="spellStart"/>
-      <w:proofErr w:type="gramStart"/>
       <w:r>
         <w:t>screen?s</w:t>
       </w:r>
       <w:proofErr w:type="spellEnd"/>
-      <w:proofErr w:type="gramEnd"/>
       <w:r>
         <w:t xml:space="preserve"> six visible agents should not be read as an exhaustive list of every analysis capability. Which specialists run can depend on the question and available data.</w:t>
       </w:r>
